--- a/res/synthetic_fascicoli/fascicoli/fascicolo_sintetico_002/sentenza.docx
+++ b/res/synthetic_fascicoli/fascicoli/fascicolo_sintetico_002/sentenza.docx
@@ -338,7 +338,7 @@
               <w:rStyle w:val="PlaceholderText"/>
               <w:lang w:val="en-US"/>
             </w:rPr>
-            <w:t/>
+            <w:t>200/2024</w:t>
           </w:r>
         </w:sdtContent>
       </w:sdt>
@@ -400,7 +400,7 @@
               <w:rStyle w:val="PlaceholderText"/>
               <w:lang w:val="en-US"/>
             </w:rPr>
-            <w:t>Davide Ana Lombardi-Silva</w:t>
+            <w:t>Paolo Neri</w:t>
           </w:r>
         </w:sdtContent>
       </w:sdt>
@@ -444,7 +444,7 @@
               <w:rStyle w:val="PlaceholderText"/>
               <w:lang w:val="en-US"/>
             </w:rPr>
-            <w:t>Luca Bianchi</w:t>
+            <w:t>Giulia Conti, Davide Lombardi</w:t>
           </w:r>
         </w:sdtContent>
       </w:sdt>
@@ -805,7 +805,7 @@
             <w:rPr>
               <w:rStyle w:val="PlaceholderText"/>
             </w:rPr>
-            <w:t>13-03-2024</w:t>
+            <w:t>23-10-2025</w:t>
           </w:r>
         </w:sdtContent>
       </w:sdt>
@@ -909,7 +909,7 @@
               <w:rStyle w:val="PlaceholderText"/>
               <w:lang w:val="en-US"/>
             </w:rPr>
-            <w:t>Nonostante la regolare notificazione del ricorso, il Ministero dell'Interno non si è costituito.</w:t>
+            <w:t>Il Ministero dell'Interno, tramite l'Avvocatura Distrettuale dello Stato di Brescia, si è costituito in giudizio il 13-12-2024.</w:t>
           </w:r>
         </w:sdtContent>
       </w:sdt>
@@ -950,7 +950,7 @@
             <w:rPr>
               <w:rStyle w:val="PlaceholderText"/>
             </w:rPr>
-            <w:t/>
+            <w:t>NO</w:t>
           </w:r>
         </w:sdtContent>
       </w:sdt>
@@ -1034,7 +1034,7 @@
             <w:rPr>
               <w:rStyle w:val="PlaceholderText"/>
             </w:rPr>
-            <w:t>Giulia Luigi Conti</w:t>
+            <w:t>Chiara Maria Costa</w:t>
           </w:r>
         </w:sdtContent>
       </w:sdt>
@@ -1092,7 +1092,7 @@
               <w:rStyle w:val="PlaceholderText"/>
               <w:lang w:val="en-US"/>
             </w:rPr>
-            <w:t>Bergamo</w:t>
+            <w:t>Mantova</w:t>
           </w:r>
         </w:sdtContent>
       </w:sdt>
@@ -1149,7 +1149,7 @@
               <w:rStyle w:val="PlaceholderText"/>
               <w:lang w:val="en-US"/>
             </w:rPr>
-            <w:t>28-09-1893</w:t>
+            <w:t>25-08-1872</w:t>
           </w:r>
         </w:sdtContent>
       </w:sdt>
@@ -1368,7 +1368,7 @@
               <w:rStyle w:val="PlaceholderText"/>
               <w:lang w:val="en-US"/>
             </w:rPr>
-            <w:t>Linea di discendenza allegata: Giulia Luigi Conti -&gt; Elena Luz Rossi -&gt; Davide Ana Lombardi</w:t>
+            <w:t>Linea di discendenza allegata: Chiara Maria Costa -&gt; Giulia Luz Conti -&gt; Paolo Neri -&gt; Paolo Neri</w:t>
           </w:r>
         </w:sdtContent>
       </w:sdt>
@@ -2803,7 +2803,7 @@
               <w:rStyle w:val="PlaceholderText"/>
               <w:lang w:val="en-US"/>
             </w:rPr>
-            <w:t>Di contro, il Ministero dell'Interno non si è costituito.</w:t>
+            <w:t>Di contro, il Ministero dell'Interno si è limitato a evocare l'accertamento di eventuali fattispecie estintive del diritto, senza nemmeno allegarle (né aver provato una richiesta di informazioni all'Autorità Consolare).</w:t>
           </w:r>
         </w:p>
       </w:sdtContent>
@@ -3247,7 +3247,7 @@
               <w:rStyle w:val="PlaceholderText"/>
               <w:lang w:val="en-US"/>
             </w:rPr>
-            <w:t>Davide Ana Lombardi-Silva, nato/a a Rio de Janeiro il 14-10-1961</w:t>
+            <w:t>Paolo Neri, nato/a a Sao Paulo il 10-01-1965</w:t>
           </w:r>
         </w:p>
       </w:sdtContent>

--- a/res/synthetic_fascicoli/fascicoli/fascicolo_sintetico_002/sentenza.docx
+++ b/res/synthetic_fascicoli/fascicoli/fascicolo_sintetico_002/sentenza.docx
@@ -338,7 +338,7 @@
               <w:rStyle w:val="PlaceholderText"/>
               <w:lang w:val="en-US"/>
             </w:rPr>
-            <w:t>200/2024</w:t>
+            <w:t>635/2025</w:t>
           </w:r>
         </w:sdtContent>
       </w:sdt>
@@ -400,7 +400,7 @@
               <w:rStyle w:val="PlaceholderText"/>
               <w:lang w:val="en-US"/>
             </w:rPr>
-            <w:t>Paolo Neri</w:t>
+            <w:t>Marcos Santos, Rafael Nunes</w:t>
           </w:r>
         </w:sdtContent>
       </w:sdt>
@@ -444,7 +444,7 @@
               <w:rStyle w:val="PlaceholderText"/>
               <w:lang w:val="en-US"/>
             </w:rPr>
-            <w:t>Giulia Conti, Davide Lombardi</w:t>
+            <w:t>Mateus Costa</w:t>
           </w:r>
         </w:sdtContent>
       </w:sdt>
@@ -588,7 +588,7 @@
               <w:rStyle w:val="PlaceholderText"/>
               <w:lang w:val="en-US"/>
             </w:rPr>
-            <w:t/>
+            <w:t>Juliana Araujo</w:t>
           </w:r>
         </w:p>
       </w:sdtContent>
@@ -624,7 +624,7 @@
               <w:rStyle w:val="PlaceholderText"/>
               <w:lang w:val="en-US"/>
             </w:rPr>
-            <w:t/>
+            <w:t>con il patrocinio dell'Avv.</w:t>
           </w:r>
         </w:p>
       </w:sdtContent>
@@ -805,7 +805,7 @@
             <w:rPr>
               <w:rStyle w:val="PlaceholderText"/>
             </w:rPr>
-            <w:t>23-10-2025</w:t>
+            <w:t>01-08-2025</w:t>
           </w:r>
         </w:sdtContent>
       </w:sdt>
@@ -866,7 +866,7 @@
               <w:rStyle w:val="PlaceholderText"/>
               <w:lang w:val="en-US"/>
             </w:rPr>
-            <w:t/>
+            <w:t>1.1.1. In data 20-08-2025, Juliana Araujo è intervenuto volontariamente in giudizio, in qualità di discendente dal medesimo avo.[</w:t>
           </w:r>
         </w:p>
       </w:sdtContent>
@@ -909,7 +909,7 @@
               <w:rStyle w:val="PlaceholderText"/>
               <w:lang w:val="en-US"/>
             </w:rPr>
-            <w:t>Il Ministero dell'Interno, tramite l'Avvocatura Distrettuale dello Stato di Brescia, si è costituito in giudizio il 13-12-2024.</w:t>
+            <w:t>Nonostante la regolare notificazione del ricorso, il Ministero dell'Interno non si è costituito.</w:t>
           </w:r>
         </w:sdtContent>
       </w:sdt>
@@ -1034,7 +1034,7 @@
             <w:rPr>
               <w:rStyle w:val="PlaceholderText"/>
             </w:rPr>
-            <w:t>Chiara Maria Costa</w:t>
+            <w:t>Paulo Carlos Souza</w:t>
           </w:r>
         </w:sdtContent>
       </w:sdt>
@@ -1092,7 +1092,7 @@
               <w:rStyle w:val="PlaceholderText"/>
               <w:lang w:val="en-US"/>
             </w:rPr>
-            <w:t>Mantova</w:t>
+            <w:t>Bergamo</w:t>
           </w:r>
         </w:sdtContent>
       </w:sdt>
@@ -1149,7 +1149,7 @@
               <w:rStyle w:val="PlaceholderText"/>
               <w:lang w:val="en-US"/>
             </w:rPr>
-            <w:t>25-08-1872</w:t>
+            <w:t>06-05-1882</w:t>
           </w:r>
         </w:sdtContent>
       </w:sdt>
@@ -1368,7 +1368,7 @@
               <w:rStyle w:val="PlaceholderText"/>
               <w:lang w:val="en-US"/>
             </w:rPr>
-            <w:t>Linea di discendenza allegata: Chiara Maria Costa -&gt; Giulia Luz Conti -&gt; Paolo Neri -&gt; Paolo Neri</w:t>
+            <w:t>Linea di discendenza allegata: Paulo Carlos Souza -&gt; Pedro Carlos Silva -&gt; Joao Joao Nunes Silva -&gt; Marcos Santos</w:t>
           </w:r>
         </w:sdtContent>
       </w:sdt>
@@ -1419,7 +1419,7 @@
               <w:rStyle w:val="PlaceholderText"/>
               <w:lang w:val="en-US"/>
             </w:rPr>
-            <w:t/>
+            <w:t>2.1. Il terzo intervenuto ha rivendicato di essere discendente dallo stesso avo.</w:t>
           </w:r>
         </w:p>
       </w:sdtContent>
@@ -2803,7 +2803,7 @@
               <w:rStyle w:val="PlaceholderText"/>
               <w:lang w:val="en-US"/>
             </w:rPr>
-            <w:t>Di contro, il Ministero dell'Interno si è limitato a evocare l'accertamento di eventuali fattispecie estintive del diritto, senza nemmeno allegarle (né aver provato una richiesta di informazioni all'Autorità Consolare).</w:t>
+            <w:t>Di contro, il Ministero dell'Interno non si è costituito.</w:t>
           </w:r>
         </w:p>
       </w:sdtContent>
@@ -2941,7 +2941,7 @@
               <w:rFonts w:ascii="Garamond" w:hAnsi="Garamond"/>
               <w:bCs/>
             </w:rPr>
-            <w:t/>
+            <w:t>4.1. La domanda del terzo intervenuto è inammissibile. L'art. 105 co. 1 c.p.c., infatti, consente l'intervento volontario «in un processo tra altre persone per far valere, in confronto di tutte le parti o di alcune di esse, un diritto relativo all'oggetto o dipendente dal titolo dedotto nel processo medesimo». Nel caso concreto, invece, il terzo ha chiesto di accertare un autonomo diritto allo status di cittadino, non connesso oggettivamente né dipendente da quello dei ricorrenti (cui è accomunato soltanto dall'avo).</w:t>
           </w:r>
           <w:proofErr w:type="spellStart"/>
           <w:proofErr w:type="spellEnd"/>
@@ -2977,7 +2977,7 @@
               <w:rFonts w:ascii="Garamond" w:hAnsi="Garamond"/>
               <w:bCs/>
             </w:rPr>
-            <w:t/>
+            <w:t>4.2. La domanda presentata iure matrimonii è improcedibile.</w:t>
           </w:r>
           <w:proofErr w:type="spellStart"/>
           <w:proofErr w:type="spellEnd"/>
@@ -3013,7 +3013,7 @@
               <w:rFonts w:ascii="Garamond" w:hAnsi="Garamond"/>
               <w:bCs/>
             </w:rPr>
-            <w:t/>
+            <w:t>La giurisprudenza, infatti, ha ammesso la domanda iure sanguinis in ragione delle note liste d'attesa dinanzi ai Consolati italiani, ma nessuna deroga è stata prevista per la cittadinanza acquisita tramite matrimonio (da chiedere prima in via amministrativa, cfr. Direttiva del Ministero dell'Interno n. 12A04741 del 7.3.12). Inoltre, l'art. 4 co. 5 II periodo del D.Lgs. n. 13/17 (sopra riportato) ha disciplinato la competenza territoriale con esclusivo riguardo al Comune di nascita dell'avo, ossia per la cittadinanza ottenuta in virtù della discendenza. Occorre infine considerare che, fino al passaggio in giudicato di questa sentenza, non può dirsi definitivamente acquisito lo status di cittadino del coniuge, presupposto necessario della domanda per matrimonio.</w:t>
           </w:r>
           <w:proofErr w:type="spellStart"/>
           <w:proofErr w:type="spellEnd"/>
@@ -3145,7 +3145,7 @@
               <w:rFonts w:ascii="Garamond" w:hAnsi="Garamond"/>
               <w:bCs/>
             </w:rPr>
-            <w:t/>
+            <w:t>Questo vale anche nei confronti delle parti le cui domande sono state dichiarate inammissibili o improcedibili (viste la serialità della questione per l'Avvocatura dello Stato e la natura prettamente formale della sua costituzione).</w:t>
           </w:r>
         </w:p>
       </w:sdtContent>
@@ -3247,7 +3247,9 @@
               <w:rStyle w:val="PlaceholderText"/>
               <w:lang w:val="en-US"/>
             </w:rPr>
-            <w:t>Paolo Neri, nato/a a Sao Paulo il 10-01-1965</w:t>
+            <w:t>Marcos Santos, nato/a a Santos il 23-09-1953</w:t>
+            <w:br/>
+            <w:t>Rafael Nunes, nato/a a  il </w:t>
           </w:r>
         </w:p>
       </w:sdtContent>
@@ -3294,7 +3296,7 @@
             <w:rPr>
               <w:rStyle w:val="PlaceholderText"/>
             </w:rPr>
-            <w:t>è cittadino italiano</w:t>
+            <w:t>sono cittadini italiani</w:t>
           </w:r>
         </w:sdtContent>
       </w:sdt>
@@ -3361,7 +3363,7 @@
               <w:rStyle w:val="PlaceholderText"/>
               <w:lang w:val="en-US"/>
             </w:rPr>
-            <w:t/>
+            <w:t>dichiara inammissibile la domanda presentata da Juliana Araujo;</w:t>
           </w:r>
         </w:p>
       </w:sdtContent>
@@ -3397,7 +3399,7 @@
               <w:rStyle w:val="PlaceholderText"/>
               <w:lang w:val="en-US"/>
             </w:rPr>
-            <w:t/>
+            <w:t>dichiara improcedibile la domanda presentata da Rafael Nunes;</w:t>
           </w:r>
         </w:p>
       </w:sdtContent>
